--- a/examples/outputs/invoice-output.docx
+++ b/examples/outputs/invoice-output.docx
@@ -18,12 +18,12 @@
     </w:p>
     <w:p>
       <w:r>
-        <w:t xml:space="preserve">Date: 2025-11-20</w:t>
-      </w:r>
-    </w:p>
-    <w:p>
-      <w:r>
-        <w:t xml:space="preserve">Due Date: 2025-12-20</w:t>
+        <w:t xml:space="preserve">Date: 2025-01-15</w:t>
+      </w:r>
+    </w:p>
+    <w:p>
+      <w:r>
+        <w:t xml:space="preserve">Due Date: 2025-02-14</w:t>
       </w:r>
     </w:p>
     <w:p/>
